--- a/data/revised_2026-10_full/outputs/v2/Chemistry/SS2.1_Introduction_to_Salts/Chemistry_Introduction_to_Salts_FinalExplanation.docx
+++ b/data/revised_2026-10_full/outputs/v2/Chemistry/SS2.1_Introduction_to_Salts/Chemistry_Introduction_to_Salts_FinalExplanation.docx
@@ -2091,7 +2091,7 @@
         </w:rPr>
         <w:t xml:space="preserve">© 2026 SeaVuria and ARES. This work is licensed under a </w:t>
       </w:r>
-      <w:hyperlink w:history="1" r:id="rId2vzp4wubok0qwbix5ifhy">
+      <w:hyperlink w:history="1" r:id="rIdb4ke0yxrvlmj2h-ie2je3">
         <w:r>
           <w:rPr>
             <w:rFonts w:ascii="Arial" w:cs="Arial" w:eastAsia="Arial" w:hAnsi="Arial"/>
@@ -2111,7 +2111,7 @@
         </w:rPr>
         <w:t xml:space="preserve"> (</w:t>
       </w:r>
-      <w:hyperlink w:history="1" r:id="rId6im_98p2wbyaonxnj_bck">
+      <w:hyperlink w:history="1" r:id="rIdjaxstfcs2olsxj48uef6x">
         <w:r>
           <w:rPr>
             <w:rFonts w:ascii="Arial" w:cs="Arial" w:eastAsia="Arial" w:hAnsi="Arial"/>
@@ -2131,7 +2131,7 @@
         </w:rPr>
         <w:t xml:space="preserve">). To view a copy of this license, visit </w:t>
       </w:r>
-      <w:hyperlink w:history="1" r:id="rIdcunzcwq05u90vp2ojtitn">
+      <w:hyperlink w:history="1" r:id="rIdevkleci2m4pie25_02x4p">
         <w:r>
           <w:rPr>
             <w:rFonts w:ascii="Arial" w:cs="Arial" w:eastAsia="Arial" w:hAnsi="Arial"/>
